--- a/learning/research-track-R8-software-paper/WaweKit_SoftwareX_manuscript.docx
+++ b/learning/research-track-R8-software-paper/WaweKit_SoftwareX_manuscript.docx
@@ -289,7 +289,21 @@
               <w:rPr>
                 <w:sz w:val="18"/>
               </w:rPr>
-              <w:t>Python 3.12+, PySide6 (Qt 6), RDKit, scikit-learn, matplotlib, ReportLab, 3Dmol.js</w:t>
+              <w:t xml:space="preserve">Python 3.12+, PySide6 (Qt 6), RDKit, scikit-learn, matplotlib, ReportLab, 3Dmol.js; optionally </w:t>
+            </w:r>
+            <w:r>
+              <w:rPr>
+                <w:rFonts w:ascii="Consolas" w:hAnsi="Consolas"/>
+                <w:color w:val="333333"/>
+                <w:sz w:val="18"/>
+              </w:rPr>
+              <w:t>chembl_structure_pipeline</w:t>
+            </w:r>
+            <w:r>
+              <w:rPr>
+                <w:sz w:val="18"/>
+              </w:rPr>
+              <w:t xml:space="preserve"> and MolVS for cross-toolkit comparison</w:t>
             </w:r>
           </w:p>
         </w:tc>
@@ -727,7 +741,64 @@
         <w:t>Standardization reproducibility auditing.</w:t>
       </w:r>
       <w:r>
-        <w:t xml:space="preserve"> The distinguishing capability. The user selects two or more standardization protocols — each a named subset of eight normalization operations applied in fixed order — and WaweKit reports how often they produce the same standardized identity, evaluated separately under canonical-SMILES and InChIKey identity, and attributes each disagreement to a specific operation by systematic ablation. Results are presented as a protocol-agreement heatmap, a cause-spectrum chart, and an inspectable list of the affected molecules.</w:t>
+        <w:t xml:space="preserve"> The distinguishing capability. The user selects two or more standardizers, and WaweKit reports how often they produce the same standardized identity — evaluated separately under canonical-SMILES and InChIKey identity — as an agreement heatmap, a cause-spectrum chart, and an inspectable list of the affected molecules.</w:t>
+      </w:r>
+    </w:p>
+    <w:p>
+      <w:r>
+        <w:t xml:space="preserve">Two kinds of standardizer can be compared, answering different questions. A </w:t>
+      </w:r>
+      <w:r>
+        <w:rPr>
+          <w:b/>
+        </w:rPr>
+        <w:t>composed protocol</w:t>
+      </w:r>
+      <w:r>
+        <w:t xml:space="preserve"> is a named subset of eight normalization operations applied in fixed order; because its operations are individually addressable, each disagreement can be attributed to a specific operation by systematic ablation — disabling one operation, re-standardizing, and recording which change alters the outcome. A </w:t>
+      </w:r>
+      <w:r>
+        <w:rPr>
+          <w:b/>
+        </w:rPr>
+        <w:t>production pipeline</w:t>
+      </w:r>
+      <w:r>
+        <w:t xml:space="preserve"> is a third-party standardizer invoked as a black box; WaweKit ships adapters for ChEMBL's </w:t>
+      </w:r>
+      <w:r>
+        <w:rPr>
+          <w:rFonts w:ascii="Consolas" w:hAnsi="Consolas"/>
+          <w:color w:val="333333"/>
+          <w:sz w:val="18"/>
+        </w:rPr>
+        <w:t>chembl_structure_pipeline</w:t>
+      </w:r>
+      <w:r>
+        <w:t xml:space="preserve"> (the code the database itself runs) and for MolVS in two configurations. A comparison may mix the two freely, so a user can ask both "how do my protocol variants differ?" and "does my pipeline agree with ChEMBL's?" — the latter being the question that arises whenever data from different sources is merged.</w:t>
+      </w:r>
+    </w:p>
+    <w:p>
+      <w:r>
+        <w:t xml:space="preserve">The trade-off between the two kinds is made explicit rather than hidden. Attribution requires operations that can be switched off, which an opaque external pipeline does not offer, so a comparison consisting only of external standardizers reports </w:t>
+      </w:r>
+      <w:r>
+        <w:rPr>
+          <w:i/>
+        </w:rPr>
+        <w:t>whether</w:t>
+      </w:r>
+      <w:r>
+        <w:t xml:space="preserve"> they disagree without attributing </w:t>
+      </w:r>
+      <w:r>
+        <w:rPr>
+          <w:i/>
+        </w:rPr>
+        <w:t>why</w:t>
+      </w:r>
+      <w:r>
+        <w:t>. The software distinguishes that from "no cause was found": each standardizer declares through its interface whether it is ablatable, and attribution is skipped rather than silently returning an empty result that would read as a negative finding. Including one composed protocol alongside external pipelines restores attribution for the whole comparison.</w:t>
       </w:r>
     </w:p>
     <w:p>
@@ -957,7 +1028,7 @@
         <w:t>A capability not otherwise available interactively.</w:t>
       </w:r>
       <w:r>
-        <w:t xml:space="preserve"> To our knowledge no other graphical cheminformatics tool measures cross-protocol standardization divergence or attributes it to individual normalization operations. Because standardization determines which database records are treated as the same compound, this affects deduplication, dataset merging and any model trained on the result. The companion research paper uses WaweKit to show that protocol choice can remove several percent of a bioactivity dataset by merging and can fuse compounds differing thousandfold in potency into single training labels — consequences that conventional aggregate model metrics do not reveal. WaweKit makes detecting them a routine step rather than a bespoke study.</w:t>
+        <w:t xml:space="preserve"> To our knowledge no other graphical cheminformatics tool measures standardization divergence, attributes it to individual normalization operations, or compares independently-developed standardization pipelines against one another. The last of these is the practically consequential one: a laboratory merging compound data from two sources currently has no straightforward way to ask whether the two sources would even agree on which records describe the same compound. WaweKit answers that directly by running both pipelines and reporting where they part company. Because standardization determines which database records are treated as the same compound, this affects deduplication, dataset merging and any model trained on the result. The companion research paper uses WaweKit to show that protocol choice can remove several percent of a bioactivity dataset by merging and can fuse compounds differing thousandfold in potency into single training labels — consequences that conventional aggregate model metrics do not reveal. WaweKit makes detecting them a routine step rather than a bespoke study.</w:t>
       </w:r>
     </w:p>
     <w:p>
@@ -1931,6 +2002,100 @@
           </w:p>
         </w:tc>
       </w:tr>
+      <w:tr>
+        <w:tc>
+          <w:tcPr>
+            <w:tcW w:type="dxa" w:w="1872"/>
+          </w:tcPr>
+          <w:p>
+            <w:r>
+              <w:rPr>
+                <w:sz w:val="18"/>
+              </w:rPr>
+            </w:r>
+            <w:r>
+              <w:rPr>
+                <w:b/>
+                <w:sz w:val="18"/>
+              </w:rPr>
+              <w:t>Cross-toolkit standardizer comparison</w:t>
+            </w:r>
+          </w:p>
+        </w:tc>
+        <w:tc>
+          <w:tcPr>
+            <w:tcW w:type="dxa" w:w="1872"/>
+          </w:tcPr>
+          <w:p>
+            <w:r>
+              <w:rPr>
+                <w:sz w:val="18"/>
+              </w:rPr>
+            </w:r>
+            <w:r>
+              <w:rPr>
+                <w:b/>
+                <w:sz w:val="18"/>
+              </w:rPr>
+              <w:t>yes</w:t>
+            </w:r>
+          </w:p>
+        </w:tc>
+        <w:tc>
+          <w:tcPr>
+            <w:tcW w:type="dxa" w:w="1872"/>
+          </w:tcPr>
+          <w:p>
+            <w:r>
+              <w:rPr>
+                <w:sz w:val="18"/>
+              </w:rPr>
+            </w:r>
+            <w:r>
+              <w:rPr>
+                <w:sz w:val="18"/>
+              </w:rPr>
+              <w:t>no</w:t>
+            </w:r>
+          </w:p>
+        </w:tc>
+        <w:tc>
+          <w:tcPr>
+            <w:tcW w:type="dxa" w:w="1872"/>
+          </w:tcPr>
+          <w:p>
+            <w:r>
+              <w:rPr>
+                <w:sz w:val="18"/>
+              </w:rPr>
+            </w:r>
+            <w:r>
+              <w:rPr>
+                <w:sz w:val="18"/>
+              </w:rPr>
+              <w:t>no</w:t>
+            </w:r>
+          </w:p>
+        </w:tc>
+        <w:tc>
+          <w:tcPr>
+            <w:tcW w:type="dxa" w:w="1872"/>
+          </w:tcPr>
+          <w:p>
+            <w:r>
+              <w:rPr>
+                <w:sz w:val="18"/>
+              </w:rPr>
+            </w:r>
+            <w:r>
+              <w:rPr>
+                <w:sz w:val="18"/>
+              </w:rPr>
+              <w:t>no</w:t>
+            </w:r>
+          </w:p>
+        </w:tc>
+      </w:tr>
     </w:tbl>
     <w:p/>
     <w:p>
@@ -1946,7 +2111,7 @@
         <w:t>Limitations.</w:t>
       </w:r>
       <w:r>
-        <w:t xml:space="preserve"> The project is new and its user base correspondingly small. It does not provide workflow automation comparable to KNIME, and its visualisation is deliberately narrower than DataWarrior's. Standardization protocols are currently constructed from RDKit operations, so divergence between different toolkits' implementations cannot yet be measured — extending the protocol model across toolkits is the principal planned development.</w:t>
+        <w:t xml:space="preserve"> The project is new and its user base correspondingly small. It does not provide workflow automation comparable to KNIME, and its visualisation is deliberately narrower than DataWarrior's. Cross-toolkit comparison currently covers the two standardizers distributable as Python packages (ChEMBL's pipeline and MolVS); pipelines available only as web services or in other languages would each need an adapter. Cause attribution remains available only for composed protocols, since it requires operations that can be individually disabled — a limit of the method rather than of the implementation.</w:t>
       </w:r>
     </w:p>
     <w:p>

--- a/learning/research-track-R8-software-paper/WaweKit_SoftwareX_manuscript.docx
+++ b/learning/research-track-R8-software-paper/WaweKit_SoftwareX_manuscript.docx
@@ -9,6 +9,71 @@
       </w:pPr>
       <w:r>
         <w:t>WaweKit: an offline desktop workbench for cheminformatics with built-in standardization auditing</w:t>
+      </w:r>
+    </w:p>
+    <w:p>
+      <w:r>
+        <w:rPr>
+          <w:b/>
+        </w:rPr>
+        <w:t>Sree Vasthav Upputoori</w:t>
+      </w:r>
+      <w:r>
+        <w:rPr>
+          <w:vertAlign w:val="superscript"/>
+        </w:rPr>
+        <w:t>1,*</w:t>
+      </w:r>
+      <w:r>
+        <w:t xml:space="preserve"> and </w:t>
+      </w:r>
+      <w:r>
+        <w:rPr>
+          <w:b/>
+        </w:rPr>
+        <w:t>S. Madhav Varma</w:t>
+      </w:r>
+      <w:r>
+        <w:rPr>
+          <w:vertAlign w:val="superscript"/>
+        </w:rPr>
+        <w:t>1</w:t>
+      </w:r>
+    </w:p>
+    <w:p>
+      <w:r>
+        <w:rPr>
+          <w:vertAlign w:val="superscript"/>
+        </w:rPr>
+        <w:t>1</w:t>
+      </w:r>
+      <w:r>
+        <w:t xml:space="preserve"> TheWaweAI — </w:t>
+      </w:r>
+      <w:r>
+        <w:rPr>
+          <w:i/>
+        </w:rPr>
+        <w:t>affiliation address to be completed</w:t>
+      </w:r>
+    </w:p>
+    <w:p>
+      <w:r>
+        <w:rPr>
+          <w:vertAlign w:val="superscript"/>
+        </w:rPr>
+        <w:t>*</w:t>
+      </w:r>
+      <w:r>
+        <w:t xml:space="preserve"> Corresponding author: sreevasthav.upputoori@gmail.com</w:t>
+      </w:r>
+    </w:p>
+    <w:p>
+      <w:r>
+        <w:rPr>
+          <w:i/>
+        </w:rPr>
+        <w:t>ORCID identifiers to be added before submission.</w:t>
       </w:r>
     </w:p>
     <w:p>
@@ -415,10 +480,9 @@
             </w:r>
             <w:r>
               <w:rPr>
-                <w:i/>
                 <w:sz w:val="18"/>
               </w:rPr>
-              <w:t>(author contact — to be completed)</w:t>
+              <w:t>sreevasthav.upputoori@gmail.com</w:t>
             </w:r>
           </w:p>
         </w:tc>
@@ -2249,6 +2313,50 @@
         <w:pStyle w:val="Heading1"/>
       </w:pPr>
       <w:r>
+        <w:t>Author contributions</w:t>
+      </w:r>
+    </w:p>
+    <w:p>
+      <w:r>
+        <w:rPr>
+          <w:i/>
+        </w:rPr>
+        <w:t>Template using the CRediT taxonomy — complete and amend to reflect the actual division of work.</w:t>
+      </w:r>
+    </w:p>
+    <w:p>
+      <w:r>
+        <w:rPr>
+          <w:b/>
+        </w:rPr>
+        <w:t>Sree Vasthav Upputoori</w:t>
+      </w:r>
+      <w:r>
+        <w:t xml:space="preserve"> — Conceptualization; Software; Methodology; Writing – original draft.</w:t>
+      </w:r>
+    </w:p>
+    <w:p>
+      <w:r>
+        <w:rPr>
+          <w:b/>
+        </w:rPr>
+        <w:t>S. Madhav Varma</w:t>
+      </w:r>
+      <w:r>
+        <w:t xml:space="preserve"> — </w:t>
+      </w:r>
+      <w:r>
+        <w:rPr>
+          <w:i/>
+        </w:rPr>
+        <w:t>roles to be specified.</w:t>
+      </w:r>
+    </w:p>
+    <w:p>
+      <w:pPr>
+        <w:pStyle w:val="Heading1"/>
+      </w:pPr>
+      <w:r>
         <w:t>Acknowledgements</w:t>
       </w:r>
     </w:p>
@@ -2257,7 +2365,39 @@
         <w:rPr>
           <w:i/>
         </w:rPr>
-        <w:t>(To be completed by the author(s).)</w:t>
+        <w:t>To be completed. WaweKit builds on RDKit, PySide6, scikit-learn, matplotlib, ReportLab and 3Dmol.js, and on the openly released standardization pipelines of ChEMBL and MolVS; acknowledging those projects here would be appropriate.</w:t>
+      </w:r>
+    </w:p>
+    <w:p>
+      <w:pPr>
+        <w:pStyle w:val="Heading1"/>
+      </w:pPr>
+      <w:r>
+        <w:t>Funding and competing interests</w:t>
+      </w:r>
+    </w:p>
+    <w:p>
+      <w:r>
+        <w:rPr>
+          <w:i/>
+        </w:rPr>
+        <w:t>To be completed. State funding sources and any competing interests, or declare that there are none.</w:t>
+      </w:r>
+    </w:p>
+    <w:p>
+      <w:pPr>
+        <w:pStyle w:val="Heading1"/>
+      </w:pPr>
+      <w:r>
+        <w:t>Declaration of generative AI use</w:t>
+      </w:r>
+    </w:p>
+    <w:p>
+      <w:r>
+        <w:rPr>
+          <w:i/>
+        </w:rPr>
+        <w:t>To be completed by the authors, per the target journal's current policy.</w:t>
       </w:r>
     </w:p>
     <w:p>

--- a/learning/research-track-R8-software-paper/WaweKit_SoftwareX_manuscript.docx
+++ b/learning/research-track-R8-software-paper/WaweKit_SoftwareX_manuscript.docx
@@ -2343,13 +2343,7 @@
         <w:t>S. Madhav Varma</w:t>
       </w:r>
       <w:r>
-        <w:t xml:space="preserve"> — </w:t>
-      </w:r>
-      <w:r>
-        <w:rPr>
-          <w:i/>
-        </w:rPr>
-        <w:t>roles to be specified.</w:t>
+        <w:t xml:space="preserve"> — Methodology; Software; Writing – original draft.</w:t>
       </w:r>
     </w:p>
     <w:p>
